--- a/demo-html/测试目录/文本笔记/note.docx
+++ b/demo-html/测试目录/文本笔记/note.docx
@@ -51,6 +51,14 @@
           <w:u w:val="none"/>
         </w:rPr>
         <w:t>斜体</w:t>
+      </w:r>
+      <w:r>
+        <w:rPr>
+          <w:b w:val="0"/>
+          <w:i w:val="0"/>
+          <w:u w:val="single"/>
+        </w:rPr>
+        <w:t>下划线</w:t>
       </w:r>
     </w:p>
     <w:p>
